--- a/resume/闫洪伟-青岛城市学院-大数据开发工程师.docx
+++ b/resume/闫洪伟-青岛城市学院-大数据开发工程师.docx
@@ -267,17 +267,8 @@
     <w:p>
       <w:pPr>
         <w:spacing w:before="0" w:after="28" w:line="257" w:lineRule="auto"/>
-        <w:ind w:left="312" w:hanging="312"/>
+        <w:ind w:left="312"/>
       </w:pPr>
-      <w:r>
-        <w:rPr>
-          <w:rFonts w:ascii="宋体" w:hAnsi="宋体" w:eastAsia="宋体" w:cs="宋体"/>
-          <w:b/>
-          <w:color w:val="1F4E79"/>
-          <w:sz w:val="20"/>
-        </w:rPr>
-        <w:t xml:space="preserve">S 背景　</w:t>
-      </w:r>
       <w:r>
         <w:rPr>
           <w:rFonts w:ascii="宋体" w:hAnsi="宋体" w:eastAsia="宋体" w:cs="宋体"/>
@@ -285,47 +276,14 @@
           <w:color w:val="1F1F1F"/>
           <w:sz w:val="20"/>
         </w:rPr>
-        <w:t>企业 6 张业务表共 11 万+ 行数据以 CSV 形式分散存放，存在空值、重复订单与格式不一致，管理层无法直接基于原始数据做经营分析。</w:t>
+        <w:t>项目面向新零售企业：6 张业务表共 11 万+ 行数据以 CSV 形式分散存放，存在空值、重复订单与格式不一致，管理层无法直接基于原始数据做经营分析。本人负责 ODS 贴源层建设与数据接入，目标是保证 6 张表完整入库、行数可核对，并完成缺失值与重复值两类清洗，为上层建模提供可信数据。</w:t>
       </w:r>
     </w:p>
     <w:p>
       <w:pPr>
         <w:spacing w:before="0" w:after="28" w:line="257" w:lineRule="auto"/>
-        <w:ind w:left="312" w:hanging="312"/>
+        <w:ind w:left="312"/>
       </w:pPr>
-      <w:r>
-        <w:rPr>
-          <w:rFonts w:ascii="宋体" w:hAnsi="宋体" w:eastAsia="宋体" w:cs="宋体"/>
-          <w:b/>
-          <w:color w:val="1F4E79"/>
-          <w:sz w:val="20"/>
-        </w:rPr>
-        <w:t xml:space="preserve">T 任务　</w:t>
-      </w:r>
-      <w:r>
-        <w:rPr>
-          <w:rFonts w:ascii="宋体" w:hAnsi="宋体" w:eastAsia="宋体" w:cs="宋体"/>
-          <w:b w:val="0"/>
-          <w:color w:val="1F1F1F"/>
-          <w:sz w:val="20"/>
-        </w:rPr>
-        <w:t>负责 ODS 贴源层建设与数据接入，保证 6 张表完整入库、行数可核对，并完成缺失值与重复值两类清洗，为上层建模提供可信数据。</w:t>
-      </w:r>
-    </w:p>
-    <w:p>
-      <w:pPr>
-        <w:spacing w:before="0" w:after="28" w:line="257" w:lineRule="auto"/>
-        <w:ind w:left="312" w:hanging="312"/>
-      </w:pPr>
-      <w:r>
-        <w:rPr>
-          <w:rFonts w:ascii="宋体" w:hAnsi="宋体" w:eastAsia="宋体" w:cs="宋体"/>
-          <w:b/>
-          <w:color w:val="1F4E79"/>
-          <w:sz w:val="20"/>
-        </w:rPr>
-        <w:t xml:space="preserve">A 行动　</w:t>
-      </w:r>
       <w:r>
         <w:rPr>
           <w:rFonts w:ascii="宋体" w:hAnsi="宋体" w:eastAsia="宋体" w:cs="宋体"/>
@@ -339,17 +297,8 @@
     <w:p>
       <w:pPr>
         <w:spacing w:before="0" w:after="28" w:line="257" w:lineRule="auto"/>
-        <w:ind w:left="312" w:hanging="312"/>
+        <w:ind w:left="312"/>
       </w:pPr>
-      <w:r>
-        <w:rPr>
-          <w:rFonts w:ascii="宋体" w:hAnsi="宋体" w:eastAsia="宋体" w:cs="宋体"/>
-          <w:b/>
-          <w:color w:val="1F4E79"/>
-          <w:sz w:val="20"/>
-        </w:rPr>
-        <w:t xml:space="preserve">R 结果　</w:t>
-      </w:r>
       <w:r>
         <w:rPr>
           <w:rFonts w:ascii="宋体" w:hAnsi="宋体" w:eastAsia="宋体" w:cs="宋体"/>
@@ -357,7 +306,7 @@
           <w:color w:val="1F1F1F"/>
           <w:sz w:val="20"/>
         </w:rPr>
-        <w:t>114,809 行数据逐表 count(*) 校验 100% 一致；修复缺失 / 越界年龄 78 条，删除重复订单 600 行（重复率 3.85%），订单表稳定至 15,000 行且主键唯一；输出含 7 个工作表的质量预评估表，并沉淀 9 类环境问题的排障文档。</w:t>
+        <w:t>最终 114,809 行数据逐表 count(*) 校验 100% 一致；修复缺失 / 越界年龄 78 条，删除重复订单 600 行（重复率 3.85%），订单表稳定至 15,000 行且主键唯一；输出含 7 个工作表的质量预评估表，并沉淀 9 类环境问题的排障文档。</w:t>
       </w:r>
     </w:p>
     <w:p>
